--- a/②_manuscript_EJPS_single.docx
+++ b/②_manuscript_EJPS_single.docx
@@ -115,7 +115,7 @@
         <w:t>Materials and Methods</w:t>
       </w:r>
       <w:r>
-        <w:t xml:space="preserve"> Retrospective cohort at one center, December 2012–June 2026. From 414 index operations for intestinal malrotation we defined a population with acute midgut volvulus: volvulus confirmed at operation, current episode ≤7 days, malrotation not incidental to other surgery. Bowel compromise was adjudicated from operative notes against a pre-specified manual; duration came from the chief complaint. Firth penalized logistic regression was used with bootstrap internal validation.</w:t>
+        <w:t xml:space="preserve"> Retrospective single-center cohort, December 2012–June 2026. From 414 index operations for intestinal malrotation we defined an acute midgut volvulus population: volvulus confirmed at operation, current episode ≤7 days, malrotation not incidental to other surgery. Bowel compromise was adjudicated from operative notes against a pre-specified manual; duration from the chief complaint. Firth penalized logistic regression with bootstrap internal validation.</w:t>
       </w:r>
     </w:p>
     <w:p>
@@ -126,7 +126,7 @@
         <w:t>Results</w:t>
       </w:r>
       <w:r>
-        <w:t xml:space="preserve"> Of 287 children, 63 (22.0%) had bowel compromise and 19 (6.6%) necrosis. Compromise rose monotonically with rotation (0 of 15 below 360° to 3 of 3 at ≥1080°; P &lt; 0.001) and fell with symptom duration (52.6% at ≤12 h to 2.4% at 120–168 h). Both were independent: per 90° of rotation OR 1.66 (95% CI 1.41–1.97), per doubling of duration OR 0.59 (0.45–0.77); AUC 0.813 (0.749–0.876), 0.801 after optimism correction. They were uncorrelated, with no interaction detected (OR 1.02, 0.89–1.17). In 174 children with complete data the markers improved model fit (likelihood ratio P = 0.005) but changed discrimination little (ΔAUC +0.017); both were null once same-day specimens were excluded (P = 0.818).</w:t>
+        <w:t xml:space="preserve"> Of 287 children, 63 (22.0%) had bowel compromise, 19 (6.6%) necrosis. Compromise rose monotonically with rotation (0/15 below 360° to 3/3 at ≥1080°; P &lt; 0.001) and fell with symptom duration (52.6% at ≤12 h to 2.4% at 120–168 h). Both were independent: per 90° rotation OR 1.66 (95% CI 1.41–1.97), per doubling of duration OR 0.59 (0.45–0.77); AUC 0.813 (0.749–0.876), 0.801 after optimism correction. They were uncorrelated, with no interaction detected (OR 1.02, 0.89–1.17). In 174 children with complete data, C-reactive protein and neutrophil count improved model fit (likelihood ratio P = 0.005) but changed discrimination little (ΔAUC +0.017); neither association remained detectable after excluding same-day specimens (17 events; P = 0.818).</w:t>
       </w:r>
     </w:p>
     <w:p>
@@ -146,7 +146,7 @@
         <w:t>shorter</w:t>
       </w:r>
       <w:r>
-        <w:t xml:space="preserve"> symptom duration are each independently associated with bowel compromise. A short history should not reassure: it more likely reflects a complete, strangulating twist than a safe interval. The markers added nothing demonstrably preoperative.</w:t>
+        <w:t xml:space="preserve"> duration are each independently associated with bowel compromise. A short history should not reassure: it more likely reflects a complete, strangulating twist than a safe interval. Neither marker could be shown to contribute preoperatively.</w:t>
       </w:r>
     </w:p>
     <w:p>
@@ -180,7 +180,7 @@
         <w:rPr>
           <w:vertAlign w:val="superscript"/>
         </w:rPr>
-        <w:t>1</w:t>
+        <w:t xml:space="preserve">1</w:t>
       </w:r>
       <w:r>
         <w:t>; volvulus is far rarer, and differently distributed, in adults.</w:t>
@@ -189,7 +189,7 @@
         <w:rPr>
           <w:vertAlign w:val="superscript"/>
         </w:rPr>
-        <w:t>2</w:t>
+        <w:t xml:space="preserve">2</w:t>
       </w:r>
       <w:r>
         <w:t xml:space="preserve"> Prognosis is determined less by the malrotation itself than by whether the bowel remains viable at laparotomy: bowel salvaged after detorsion generally does well, whereas extensive resection leads to short bowel syndrome, long-term parenteral nutrition dependence and substantial mortality.</w:t>
@@ -198,7 +198,7 @@
         <w:rPr>
           <w:vertAlign w:val="superscript"/>
         </w:rPr>
-        <w:t>3</w:t>
+        <w:t xml:space="preserve">3,4</w:t>
       </w:r>
     </w:p>
     <w:p>
@@ -209,7 +209,7 @@
         <w:rPr>
           <w:vertAlign w:val="superscript"/>
         </w:rPr>
-        <w:t>4,5</w:t>
+        <w:t xml:space="preserve">1</w:t>
       </w:r>
       <w:r>
         <w:t xml:space="preserve"> and imaging establishes whether malrotation is present without grading the viability of the bowel.</w:t>
@@ -218,7 +218,7 @@
         <w:rPr>
           <w:vertAlign w:val="superscript"/>
         </w:rPr>
-        <w:t>4,6</w:t>
+        <w:t xml:space="preserve">1,5</w:t>
       </w:r>
     </w:p>
     <w:p>
@@ -234,7 +234,7 @@
         <w:rPr>
           <w:vertAlign w:val="superscript"/>
         </w:rPr>
-        <w:t>7</w:t>
+        <w:t xml:space="preserve">6</w:t>
       </w:r>
       <w:r>
         <w:t xml:space="preserve"> and the other the degree recorded at operation in 21,</w:t>
@@ -243,7 +243,7 @@
         <w:rPr>
           <w:vertAlign w:val="superscript"/>
         </w:rPr>
-        <w:t>8</w:t>
+        <w:t xml:space="preserve">7</w:t>
       </w:r>
       <w:r>
         <w:t xml:space="preserve"> while a third, this one sonographic, found a greater twist in ischemic bowel among 31 children.</w:t>
@@ -252,16 +252,16 @@
         <w:rPr>
           <w:vertAlign w:val="superscript"/>
         </w:rPr>
-        <w:t>9</w:t>
+        <w:t xml:space="preserve">8</w:t>
       </w:r>
       <w:r>
-        <w:t xml:space="preserve"> None that analyzed the association contained more than eleven events. A Chinese CT series argued that the angle does not track clinical severity or prognosis, although it tested no association and its own estimate agreed with the operative finding in under 35.2% of cases.</w:t>
+        <w:t xml:space="preserve"> None that analyzed the association contained more than eleven events. A Chinese CT series argued that the angle does not track clinical severity or prognosis, although it tested no association and its own estimate agreed with the operative finding in 35.2% of cases.</w:t>
       </w:r>
       <w:r>
         <w:rPr>
           <w:vertAlign w:val="superscript"/>
         </w:rPr>
-        <w:t>10</w:t>
+        <w:t xml:space="preserve">9</w:t>
       </w:r>
       <w:r>
         <w:t xml:space="preserve"> A Chinese sonographic series of 130 children with 60 ischemic bowels took the opposite view, that ischemia follows the tightness of the twist, but likewise tested nothing, doubting only the sonographic estimate itself, which agreed with operation in 55.7%.</w:t>
@@ -270,7 +270,7 @@
         <w:rPr>
           <w:vertAlign w:val="superscript"/>
         </w:rPr>
-        <w:t>11</w:t>
+        <w:t xml:space="preserve">10</w:t>
       </w:r>
       <w:r>
         <w:t xml:space="preserve"> Two further reports gave the range or the distribution of rotation without analyzing it against outcome.</w:t>
@@ -279,7 +279,7 @@
         <w:rPr>
           <w:vertAlign w:val="superscript"/>
         </w:rPr>
-        <w:t>12,13</w:t>
+        <w:t xml:space="preserve">11,12</w:t>
       </w:r>
     </w:p>
     <w:p>
@@ -295,10 +295,10 @@
         <w:rPr>
           <w:vertAlign w:val="superscript"/>
         </w:rPr>
-        <w:t>14</w:t>
+        <w:t xml:space="preserve">13</w:t>
       </w:r>
       <w:r>
-        <w:t xml:space="preserve"> but as one variable among many rather than as the subject of the analysis. We found no series examining duration as an exposure in its own right, although it is the one determinant of ischemic injury the clinician can assess before opening the abdomen.</w:t>
+        <w:t xml:space="preserve"> but as one variable among many rather than as the subject of the analysis. We found no series examining duration as an exposure in its own right, although it is among the few determinants of ischemic injury the clinician can assess before opening the abdomen.</w:t>
       </w:r>
     </w:p>
     <w:p>
@@ -309,7 +309,7 @@
         <w:rPr>
           <w:vertAlign w:val="superscript"/>
         </w:rPr>
-        <w:t>15</w:t>
+        <w:t xml:space="preserve">14</w:t>
       </w:r>
       <w:r>
         <w:t xml:space="preserve"> and have been examined as predictors of bowel compromise in strangulating obstruction,</w:t>
@@ -318,7 +318,7 @@
         <w:rPr>
           <w:vertAlign w:val="superscript"/>
         </w:rPr>
-        <w:t>16</w:t>
+        <w:t xml:space="preserve">15</w:t>
       </w:r>
       <w:r>
         <w:t xml:space="preserve"> were a secondary question, since the two published pediatric models drew on 108 and 103 patients and reported discrimination that invites caution at that sample size.</w:t>
@@ -327,7 +327,7 @@
         <w:rPr>
           <w:vertAlign w:val="superscript"/>
         </w:rPr>
-        <w:t>14,17</w:t>
+        <w:t xml:space="preserve">13,16</w:t>
       </w:r>
     </w:p>
     <w:p>
@@ -597,7 +597,7 @@
     </w:p>
     <w:p>
       <w:r>
-        <w:t>Operative notes were first screened by a rule-based text-mining algorithm with negation detection; every unclassifiable record, together with every record classified as necrosis, was reviewed manually by a pediatric surgeon blinded to the laboratory data. On audit, algorithm–manual agreement for the primary-outcome dichotomy was κ = 0.831 with no false-negative necrosis; review was concentrated on algorithm-positive records, the direction of every observed error, although with only 14 positive audit records a false-negative rate of up to about one in five cannot be excluded. A second pediatric surgeon blindly re-adjudicated a further sample, giving κ = 0.909 for the primary outcome among the records both reviewers could classify, a value correspondingly optimistic. Sample sizes, three-level agreement and the consensus rule are given in Supplementary Methods S1.</w:t>
+        <w:t xml:space="preserve">Operative notes were first screened by a rule-based text-mining algorithm with negation detection; every unclassifiable record, together with every record classified as necrosis, was reviewed manually by a pediatric surgeon blinded to the laboratory data. On audit, algorithm–manual agreement for the primary-outcome dichotomy was κ = 0.831 with no false-negative necrosis; review was therefore concentrated on algorithm-positive records, the direction in which every observed error lay. With only 14 positive audit records, however, a false-negative rate of up to about one in five cannot be excluded. A second pediatric surgeon blindly re-adjudicated a further sample, giving κ = 0.909 for the primary outcome among the records both reviewers could classify, a value correspondingly optimistic. Sample sizes, three-level agreement and the consensus rule are given in Supplementary Methods S1.</w:t>
       </w:r>
     </w:p>
     <w:p>
@@ -672,7 +672,7 @@
         <w:rPr>
           <w:vertAlign w:val="superscript"/>
         </w:rPr>
-        <w:t>18</w:t>
+        <w:t xml:space="preserve">17</w:t>
       </w:r>
       <w:r>
         <w:t xml:space="preserve"> with confidence intervals and P values from the profile penalized likelihood.</w:t>
@@ -686,7 +686,7 @@
         <w:rPr>
           <w:vertAlign w:val="superscript"/>
         </w:rPr>
-        <w:t>19</w:t>
+        <w:t xml:space="preserve">18</w:t>
       </w:r>
       <w:r>
         <w:t xml:space="preserve"> for the model actually fitted, using a shrinkage-corrected Cox–Snell R². Discrimination is reported as the AUC with DeLong confidence intervals,</w:t>
@@ -695,7 +695,7 @@
         <w:rPr>
           <w:vertAlign w:val="superscript"/>
         </w:rPr>
-        <w:t>20</w:t>
+        <w:t xml:space="preserve">19</w:t>
       </w:r>
       <w:r>
         <w:t xml:space="preserve"> calibration as intercept, slope and Brier score; optimism-corrected values were obtained by bootstrap internal validation (1000 resamples) with the Youden cut-point re-selected inside every resample. Linearity on the logit scale was examined by a test of departure from linear trend. Effect modification of the degree effect by duration was tested by a multiplicative interaction term with a likelihood ratio test and by fitting that effect above and below the median duration; trend across degree strata was tested by the Cochran–Armitage test. Because the clinical model and the model containing CRP and ANC are nested, the incremental value of the markers was assessed primarily by a joint penalized likelihood ratio test, with the change in AUC and the integrated discrimination improvement</w:t>
@@ -704,7 +704,7 @@
         <w:rPr>
           <w:vertAlign w:val="superscript"/>
         </w:rPr>
-        <w:t>21</w:t>
+        <w:t xml:space="preserve">20</w:t>
       </w:r>
       <w:r>
         <w:t xml:space="preserve"> reported alongside; the DeLong test is given for comparability with the literature, not as the basis of inference. Each presenting feature was entered singly into the primary model; these analyses are post hoc and descriptive, and none was retained. The sample-size criteria, the linearity test, the cut-point re-selection and the missing-data sensitivity analysis are set out in Supplementary Methods S6.</w:t>
@@ -733,7 +733,7 @@
         <w:rPr>
           <w:vertAlign w:val="superscript"/>
         </w:rPr>
-        <w:t>22,23</w:t>
+        <w:t xml:space="preserve">21</w:t>
       </w:r>
     </w:p>
     <w:p>
@@ -837,7 +837,7 @@
     </w:p>
     <w:p>
       <w:r>
-        <w:t>Children reached the operating room a median of 2 days after admission (IQR 1–4, range 0–12), and this interval tracked clinical urgency rather than the illness: bowel compromise was present in 24 of the 50 children (48.0%) operated on the day of admission and 18 of 58 (31.0%) the next day, against 12 of 96 (12.5%) on the second or third day and 9 of 83 (10.8%) later. The median interval was 0.5 days where volvulus had been suspected before operation and 3 days where known malrotation was operated non-acutely (Table 1). It was only weakly related to the duration of symptoms before admission (Spearman ρ = 0.14, P = 0.015).</w:t>
+        <w:t xml:space="preserve">Children reached the operating room a median of 2 days after admission (IQR 1–4, range 0–12), and this interval tracked clinical urgency rather than the illness: bowel compromise was present in 24 of the 50 children (48.0%) operated on the day of admission and 18 of 58 (31.0%) the next day, against 12 of 96 (12.5%) on the second or third day and 9 of 83 (10.8%) later. The median interval was 0.5 days where volvulus had been suspected before operation and 3 days where known malrotation was operated non-acutely. It was only weakly related to the duration of symptoms before admission (Spearman ρ = 0.14, P = 0.015).</w:t>
       </w:r>
     </w:p>
     <w:p>
@@ -910,7 +910,7 @@
     </w:p>
     <w:p>
       <w:r>
-        <w:t>The effect of rotation did not depend on duration: the multiplicative interaction was null (OR 1.02, 0.89–1.17; likelihood ratio P = 0.785), and the degree effect was similar below and above the median duration of 72 h (OR 1.72, 1.42–2.12 versus 1.48, 1.14–2.00).</w:t>
+        <w:t xml:space="preserve">No modification of the rotation effect by duration was detected: the multiplicative interaction term was close to null (OR 1.02, 0.89–1.17; likelihood ratio P = 0.785), and the degree effect was similar below and above the median duration of 72 h (OR 1.72, 1.42–2.12 versus 1.48, 1.14–2.00).</w:t>
       </w:r>
     </w:p>
     <w:p>
@@ -950,7 +950,7 @@
     </w:p>
     <w:p>
       <w:r>
-        <w:t xml:space="preserve">That CRP association depended entirely on specimens drawn on the day of surgery. Of 180 children with a CRP value, 53 (29.4%) were sampled on the day of operation. Restricting to the 122 children whose specimen preceded that day and who had complete data, the adjusted CRP odds ratio fell to </w:t>
+        <w:t xml:space="preserve">That CRP association rested on specimens drawn on the day of surgery. Of 180 children with a CRP value, 53 (29.4%) were sampled on the day of operation. Restricting to the 122 children whose specimen preceded that day and who had complete data, the adjusted CRP odds ratio fell to </w:t>
       </w:r>
       <w:r>
         <w:rPr>
@@ -959,7 +959,7 @@
         <w:t>1.18 (0.70–1.89, P = 0.526)</w:t>
       </w:r>
       <w:r>
-        <w:t xml:space="preserve">, the neutrophil count was null (OR 1.00, 0.82–1.19), and the joint likelihood ratio test became null (χ² = 0.40 on 2 df, </w:t>
+        <w:t xml:space="preserve">, the neutrophil count estimate was centered on the null (OR 1.00, 0.82–1.19), and neither the joint likelihood ratio test (χ² = 0.40 on 2 df, </w:t>
       </w:r>
       <w:r>
         <w:rPr>
@@ -968,7 +968,7 @@
         <w:t>P = 0.818</w:t>
       </w:r>
       <w:r>
-        <w:t>), as did the change in discrimination (</w:t>
+        <w:t xml:space="preserve">), the change in discrimination (</w:t>
       </w:r>
       <w:r>
         <w:rPr>
@@ -977,7 +977,7 @@
         <w:t>ΔAUC −0.009</w:t>
       </w:r>
       <w:r>
-        <w:t>, DeLong P = 0.324) and the integrated discrimination improvement (</w:t>
+        <w:t xml:space="preserve">, DeLong P = 0.324) nor the integrated discrimination improvement (</w:t>
       </w:r>
       <w:r>
         <w:rPr>
@@ -986,7 +986,7 @@
         <w:t>0.000, −0.019 to 0.022</w:t>
       </w:r>
       <w:r>
-        <w:t>) (Table S3). In the same-day subset the association persisted (OR 1.54, 1.09–2.48, P = 0.012), that is, in the children whose specimen cannot be shown to have preceded the incision. Whether a CRP was obtained at all depended on the presentation: availability ranged from 45% to 65% across the three duration strata of the source cohort (Table 1). The null result did not depend on the missingness mechanism: among the 234 children whose CRP either preceded the day of surgery or was never obtained, the adjusted odds ratio was 1.02 (0.70–1.50) under missing-at-random imputation and remained non-significant at every assumed departure between a quarter and eight times the imputed value, no tipping point being reached (Supplementary Methods S4).</w:t>
+        <w:t xml:space="preserve">) reached significance; with 17 events that subset is compatible with a range of effects as well as with none (Table S3). In the same-day subset the association persisted (OR 1.54, 1.09–2.48, P = 0.012), that is, in the children whose specimen cannot be shown to have preceded the incision. Whether a CRP was obtained at all depended on the presentation: availability ranged from 45% to 65% across the three duration strata of the source cohort (Supplementary Methods S4). The non-significant result did not depend on the missingness mechanism: among the 234 children whose CRP either preceded the day of surgery or was never obtained, the adjusted odds ratio was 1.02 (0.70–1.50) under missing-at-random imputation and remained non-significant at every assumed departure between a quarter and eight times the imputed value, no tipping point being reached (Supplementary Methods S4).</w:t>
       </w:r>
     </w:p>
     <w:p>
@@ -1031,7 +1031,7 @@
         <w:t>Interpretation of the duration effect.</w:t>
       </w:r>
       <w:r>
-        <w:t xml:space="preserve"> The direction of the duration effect is counterintuitive and is not evidence that delay is safe. The most parsimonious explanation is that duration reflects the physiology of the twist rather than the accumulation of injury over time: a complete, strangulating volvulus declares itself within hours and compromises the bowel, whereas a partial or intermittent one can persist for days precisely because it has not strangulated, so children arriving with long histories are selected for the milder mechanism. In a child with confirmed volvulus, a history measured in hours therefore identifies the dangerous, complete twist, and its brevity should raise rather than lower concern. The interval from admission to operation behaved the same way and for the same reason: children operated on the day they arrived had bowel compromise more than four times as often as those operated after the third day. That interval registers the surgeon's reading of severity rather than predicting it, and is therefore reported as context only. Combining it with the history into a single onset-to-operation time does improve apparent discrimination (AUC 0.841 against 0.813), but that gain derives from a variable partly encoding the surgeon's own assessment and should not be read as predictive performance.</w:t>
+        <w:t xml:space="preserve"> The direction of the duration effect is counterintuitive and is not evidence that delay is safe. The most parsimonious explanation is that duration reflects the physiology of the twist rather than the accumulation of injury over time: a complete, strangulating volvulus declares itself within hours and compromises the bowel, whereas a partial or intermittent one can persist for days precisely because it has not strangulated, so children arriving with long histories are selected for the milder mechanism. In a child with confirmed volvulus, a short history therefore makes the complete, strangulating twist more likely rather than less, and should raise rather than lower concern. The interval from admission to operation behaved the same way and for the same reason: children operated on the day they arrived had bowel compromise more than four times as often as those operated after the third day. That interval registers the surgeon's reading of severity rather than predicting it, and is therefore reported as context only. Combining it with the history into a single onset-to-operation time does improve apparent discrimination (AUC 0.841 against 0.813), but that gain derives from a variable partly encoding the surgeon's own assessment and should not be read as predictive performance.</w:t>
       </w:r>
     </w:p>
     <w:p>
@@ -1048,16 +1048,16 @@
         <w:rPr>
           <w:vertAlign w:val="superscript"/>
         </w:rPr>
-        <w:t>14</w:t>
+        <w:t xml:space="preserve">13</w:t>
       </w:r>
       <w:r>
-        <w:t xml:space="preserve"> That cohort is confined to neonates and its comparison group was randomly sampled, so its outcome proportion (19%) is about twice the 9% of the series it came from and its reported area under the curve of 0.985 should be read cautiously. The direction is nevertheless the same, in a different country and decade, which is stronger support than our own data can provide. Bilious vomiting was less frequent there too where the bowel was compromised (71% versus 98%), and distension more frequent, though on two children against none; bloody stool was not, on four children in total. Two series assert the opposite, that ischemia and necrosis bear no clear relation to the duration of illness,</w:t>
+        <w:t xml:space="preserve"> That cohort is confined to neonates and its comparison group was randomly sampled, so its outcome proportion (19%) is about twice the 9% of the series it came from and its reported area under the curve of 0.985 should be read cautiously. The direction is nevertheless the same, in a different country and decade, which is stronger support than our own data can provide. Bilious vomiting was less frequent there too where the bowel was compromised (71% versus 98%), and distension more frequent, though on two children against none; bloody stool was not, on four children in total. Two series state that ischemia and necrosis bear no clear relation to the duration of illness,</w:t>
       </w:r>
       <w:r>
         <w:rPr>
           <w:vertAlign w:val="superscript"/>
         </w:rPr>
-        <w:t>7,11</w:t>
+        <w:t xml:space="preserve">6,10</w:t>
       </w:r>
       <w:r>
         <w:t xml:space="preserve"> but neither reports an analysis in support; the table of one gives necrosis in 3 of 7 children operated within a day of onset against 2 of 22 later, the direction reported here, on five events (P = 0.08).</w:t>
@@ -1066,7 +1066,7 @@
         <w:rPr>
           <w:vertAlign w:val="superscript"/>
         </w:rPr>
-        <w:t>7</w:t>
+        <w:t xml:space="preserve">6</w:t>
       </w:r>
     </w:p>
     <w:p>
@@ -1083,7 +1083,7 @@
         <w:rPr>
           <w:vertAlign w:val="superscript"/>
         </w:rPr>
-        <w:t>11</w:t>
+        <w:t xml:space="preserve">10</w:t>
       </w:r>
       <w:r>
         <w:t xml:space="preserve"> Conversely, recorded bilious vomiting appeared to protect against compromise. In our data that appearance is at least partly an artifact of recording: children whose vomitus was described as bilious and those explicitly described as not having it cannot be told apart, though only nine fell in the second group, whereas those in whom the character was never described had the highest frequency of compromise of the three groups; the character went undescribed most often in the children reaching the operating room fastest, who are also at highest risk. Recording may not, however, account for all of it, since the same direction appears in the independent series above, where the presenting symptom was a recorded field. We report bloody stool and distension as markers rather than predictors, both plausibly consequences of mucosal ischemia rather than antecedents, and did not add them to the model; duration is less exposed, stated as a number in almost every chief complaint. More generally, symptom–outcome associations abstracted from clinical free text can be reversed, abolished or manufactured by negation alone: a study that does not say how negation was handled has not said how its symptoms were defined.</w:t>
@@ -1103,10 +1103,10 @@
         <w:rPr>
           <w:vertAlign w:val="superscript"/>
         </w:rPr>
-        <w:t>7-11</w:t>
+        <w:t xml:space="preserve">6-10</w:t>
       </w:r>
       <w:r>
-        <w:t xml:space="preserve"> (search strategy in Supplementary Methods S5): measurement error in imaging estimates, and small numbers. Measurement source cannot be separated from result in those series: the two using estimates recorded at operation were null and the one using sonography positive. The present series, however, also used operative estimates and found a strong association. Small numbers are the more parsimonious explanation: five, three and eleven events against 63 here. Recomputed from their published tables, the three disagree, and not according to measurement source: two run in the direction reported here, one significantly and one not (necrosis in 2 of 6 children at 720° or more against 1 of 15 below, P = 0.18), while the third, also operative, runs the other way, with no necrosis at all among its eleven children at 720° (P = 0.34). None is informative at that sample size. Neither explanation is complete, however, and the present analysis adds a third: </w:t>
+        <w:t xml:space="preserve"> (search strategy in Supplementary Methods S5): measurement error in imaging estimates, and small numbers. Measurement source cannot be separated from result in those series: the two using estimates recorded at operation were null and the one using sonography positive. The present series, however, also used operative estimates and found a strong association. Small numbers are the more parsimonious explanation: five, three and eleven events against 63 here. Recomputation loosens even the alignment with measurement source. The sonographic series reported a greater twist in ischemic bowel. Of the two operative series, the one recording degrees shows the gradient reported here when its own table is recomputed, though not significantly (necrosis in 2 of 6 children at 720° or more against 1 of 15 below, P = 0.18); the one counting turns records no gradient. None is informative at that sample size. Neither explanation is complete, however, and the present analysis adds a third: </w:t>
       </w:r>
       <w:r>
         <w:rPr>
@@ -1126,7 +1126,7 @@
         <w:t>Inflammatory markers.</w:t>
       </w:r>
       <w:r>
-        <w:t xml:space="preserve"> Whether CRP and the neutrophil count add anything once rotation and duration are known depends on which specimens are admitted. The small change in the area under the curve is not an adequate basis for this judgment: the two models are nested, and the appropriate test, a joint likelihood ratio test for the two markers, is clearly positive in the full complete-case set, as is the integrated discrimination improvement; only the change in the area under the curve is unimpressive, and the DeLong test is in any case not valid for nested models. Taken at face value, the markers carry information about the state of the bowel. What removes that information is not a choice of metric but a restriction of timing: once specimens that cannot be shown to precede the incision are excluded, the likelihood ratio test, the integrated discrimination improvement and the change in discrimination are null together. The association is present but is not demonstrably preoperative. All three measures were computed in the data in which the extended model was fitted, and are optimistic to an unknown degree.</w:t>
+        <w:t xml:space="preserve"> Whether CRP and the neutrophil count add anything once rotation and duration are known depends on which specimens are admitted. The small change in the area under the curve is not an adequate basis for this judgment: the two models are nested, and the appropriate test, a joint likelihood ratio test for the two markers, is clearly positive in the full complete-case set, as is the integrated discrimination improvement; only the change in the area under the curve is unimpressive, and the DeLong test is in any case not valid for nested models. Taken at face value, the markers carry information about the state of the bowel. What removes that information is not a choice of metric but a restriction of timing: once specimens that cannot be shown to precede the incision are excluded, the likelihood ratio test, the integrated discrimination improvement and the change in discrimination all cease to be significant together. That subset retains 17 events, so it does not establish that the markers carry no preoperative information; what it establishes is that none can be demonstrated here. All three measures were computed in the data in which the extended model was fitted, and are optimistic to an unknown degree.</w:t>
       </w:r>
     </w:p>
     <w:p>
@@ -1137,13 +1137,13 @@
         <w:t>Specimen timing and the interpretation of the markers.</w:t>
       </w:r>
       <w:r>
-        <w:t xml:space="preserve"> Two features of these data explain it: operative records carry no time of day, so for a same-day specimen, the only specimens carrying the signal, it cannot be shown that blood was drawn before the incision; and whether a CRP is ordered at all depends on the clinical picture, so a marker whose measurement is prompted by the physician's concern cannot readily be separated from that concern. They add nothing usable to what the history and the operative finding already provide. That is a statement about these data rather than about CRP itself: in the neonatal series above, where CRP was drawn within two hours of admission and was therefore unambiguously preoperative, it separated the two groups widely (median 57 versus 1 mg/L).</w:t>
+        <w:t xml:space="preserve"> Two features of these data explain it: operative records carry no time of day, so for a same-day specimen, the only specimens carrying the signal, it cannot be shown that blood was drawn before the incision; and whether a CRP is ordered at all depends on the clinical picture, so a marker whose measurement is prompted by the physician's concern cannot readily be separated from that concern. On these data the markers cannot be shown to add anything usable to what the history and the operative finding already provide. That is a statement about these data rather than about CRP itself: in the neonatal series above, where CRP was drawn within two hours of admission and was therefore unambiguously preoperative, it separated the two groups widely (median 57 versus 1 mg/L).</w:t>
       </w:r>
       <w:r>
         <w:rPr>
           <w:vertAlign w:val="superscript"/>
         </w:rPr>
-        <w:t>14</w:t>
+        <w:t xml:space="preserve">13</w:t>
       </w:r>
       <w:r>
         <w:t xml:space="preserve"> The difference between that result and ours may lie in when the blood was taken rather than in what the marker measures.</w:t>
@@ -1260,7 +1260,7 @@
     </w:p>
     <w:p>
       <w:r>
-        <w:t>In children operated for acute midgut volvulus, the degree of rotation and the duration of the presenting illness are each independently and gradedly associated with bowel compromise, and together discriminate moderately well. The duration effect runs counter to expectation: a history of hours rather than days more likely reflects a complete, strangulating twist than a safe interval, and should heighten rather than relieve concern. Preoperative CRP and the neutrophil count did carry information about the state of the bowel, but all of it came from specimens that cannot be placed before the incision; once those were excluded they added nothing. The rotation finding requires confirmation in a series where the rotation and the state of the bowel are recorded independently; the duration finding, being new, requires replication in an independent cohort.</w:t>
+        <w:t xml:space="preserve">In children operated for acute midgut volvulus, the degree of rotation and the duration of the presenting illness are each independently and gradedly associated with bowel compromise, and together discriminate moderately well. The duration effect runs counter to expectation: a history of hours rather than days more likely reflects a complete, strangulating twist than a safe interval, and should heighten rather than relieve concern. Preoperative CRP and the neutrophil count did carry information about the state of the bowel, but all of it came from specimens that cannot be placed before the incision; once those were excluded, no contribution could be demonstrated in the 17 events that remained. The rotation finding requires confirmation in a series where the rotation and the state of the bowel are recorded independently; the duration finding, being new, requires replication in an independent cohort.</w:t>
       </w:r>
     </w:p>
     <w:p>
@@ -1394,117 +1394,107 @@
     </w:p>
     <w:p>
       <w:r>
-        <w:t>1. Ramsey WA, Saberi RA, Rodriguez C, et al. Income disparities in nationwide outcomes of malrotation with midgut volvulus. J Pediatr Surg 2023;58:1560–1565</w:t>
+        <w:t xml:space="preserve">1. McCurdie FK, Meshaka R, Leung G, Billington J, Watson TA. Ultrasound for infantile midgut malrotation: techniques, pearls, and pitfalls. Pediatr Radiol 2024;54:2099–2111</w:t>
       </w:r>
     </w:p>
     <w:p>
       <w:r>
-        <w:t>2. Coe TM, Chang DC, Sicklick JK. Small bowel volvulus in the adult populace of the United States: results from a population-based study. Am J Surg 2015;210:201–210.e2</w:t>
+        <w:t xml:space="preserve">2. Coe TM, Chang DC, Sicklick JK. Small bowel volvulus in the adult populace of the United States: results from a population-based study. Am J Surg 2015;210:201–210.e2</w:t>
       </w:r>
     </w:p>
     <w:p>
       <w:r>
-        <w:t>3. Hong CR, Han SM, Staffa SJ, Carey AN, Modi BP, Jaksic T. Long-term outcomes of ultrashort bowel syndrome due to malrotation with midgut volvulus managed at an interdisciplinary pediatric intestinal rehabilitation center. J Pediatr Surg 2019;54:964–967</w:t>
+        <w:t xml:space="preserve">3. Hong CR, Han SM, Staffa SJ, Carey AN, Modi BP, Jaksic T. Long-term outcomes of ultrashort bowel syndrome due to malrotation with midgut volvulus managed at an interdisciplinary pediatric intestinal rehabilitation center. J Pediatr Surg 2019;54:964–967</w:t>
       </w:r>
     </w:p>
     <w:p>
       <w:r>
-        <w:t>4. McCurdie FK, Meshaka R, Leung G, Billington J, Watson TA. Ultrasound for infantile midgut malrotation: techniques, pearls, and pitfalls. Pediatr Radiol 2024;54:2099–2111</w:t>
+        <w:t xml:space="preserve">4. Ramsey WA, Saberi RA, Rodriguez C, et al. Income disparities in nationwide outcomes of malrotation with midgut volvulus. J Pediatr Surg 2023;58:1560–1565</w:t>
       </w:r>
     </w:p>
     <w:p>
       <w:r>
-        <w:t>5. Casalino M, Miscia ME, Lauriti G, Gauda E, Zani A, Zani-Ruttenstock E. Neonatal intestinal segmental volvulus: what are the differences with midgut volvulus? Eur J Pediatr Surg 2024;34:9–19</w:t>
+        <w:t xml:space="preserve">5. Schiess DM, Sammer MBK, Sher AC, et al. Impact of focused abdominal ultrasound utilization on outcomes for children with midgut volvulus. J Pediatr Surg 2024;59:1101–1107</w:t>
       </w:r>
     </w:p>
     <w:p>
       <w:r>
-        <w:t>6. Schiess DM, Sammer MBK, Sher AC, et al. Impact of focused abdominal ultrasound utilization on outcomes for children with midgut volvulus. J Pediatr Surg 2024;59:1101–1107</w:t>
+        <w:t xml:space="preserve">6. Rhim SY, Jung PM. Clinical study of midgut volvulus [in Korean]. J Korean Assoc Pediatr Surg 2007;13:30–36</w:t>
       </w:r>
     </w:p>
     <w:p>
       <w:r>
-        <w:t>7. Rhim SY, Jung PM. Clinical study of midgut volvulus [in Korean]. J Korean Assoc Pediatr Surg 2007;13:30–36</w:t>
+        <w:t xml:space="preserve">7. Zhang W, Sun H, Luo F. The efficiency of sonography in diagnosing volvulus in neonates with suspected intestinal malrotation. Medicine (Baltimore) 2017;96:e8287</w:t>
       </w:r>
     </w:p>
     <w:p>
       <w:r>
-        <w:t>8. Zhang W, Sun H, Luo F. The efficiency of sonography in diagnosing volvulus in neonates with suspected intestinal malrotation. Medicine (Baltimore) 2017;96:e8287</w:t>
+        <w:t xml:space="preserve">8. Hosokawa T, Hosokawa M, Tanami Y, et al. Use of ultrasound findings to predict bowel ischemic changes in pediatric patients with intestinal volvulus. J Ultrasound Med 2020;39:683–692</w:t>
       </w:r>
     </w:p>
     <w:p>
       <w:r>
-        <w:t>9. Hosokawa T, Hosokawa M, Tanami Y, et al. Use of ultrasound findings to predict bowel ischemic changes in pediatric patients with intestinal volvulus. J Ultrasound Med 2020;39:683–692</w:t>
+        <w:t xml:space="preserve">9. Li T, Zhou JF, Wang H, et al. The diagnostic value of the whirl sign in intestinal volvulus [in Chinese]. Chin J Pediatr Surg 2012;33:28–30</w:t>
       </w:r>
     </w:p>
     <w:p>
       <w:r>
-        <w:t>10. Li T, Zhou JF, Wang H, et al. The diagnostic value of the whirl sign in intestinal volvulus [in Chinese]. Chin J Pediatr Surg 2012;33:28–30</w:t>
+        <w:t xml:space="preserve">10. Zhang HR, He JB, Zhou CG, Zhang XH, Li H, Chen LL. Diagnostic value of colour Doppler ultrasonography in intestinal volvulus in children [in Chinese]. J Clin Pediatr Surg 2012;11:34–35</w:t>
       </w:r>
     </w:p>
     <w:p>
       <w:r>
-        <w:t>11. Zhang HR, He JB, Zhou CG, Zhang XH, Li H, Chen LL. Diagnostic value of colour Doppler ultrasonography in intestinal volvulus in children [in Chinese]. J Clin Pediatr Surg 2012;11:34–35</w:t>
+        <w:t xml:space="preserve">11. Lou YL, Zhou YB, Hu Y, Tao XY, Hu DL. Diagnostic function of ultrasonography in malrotation of intestine with midgut volvulus [in Chinese]. Chin Pediatr Emerg Med 2016;23:256–258</w:t>
       </w:r>
     </w:p>
     <w:p>
       <w:r>
-        <w:t>12. Lou YL, Zhou YB, Hu Y, Tao XY, Hu DL. Diagnostic function of ultrasonography in malrotation of intestine with midgut volvulus [in Chinese]. Chin Pediatr Emerg Med 2016;23:256–258</w:t>
+        <w:t xml:space="preserve">12. Yang X, Wang W, Wang K, et al. Identification and treatment of intestinal malrotation with midgut volvulus in childhood: a multicenter retrospective study. Front Pediatr 2024;12:1390856</w:t>
       </w:r>
     </w:p>
     <w:p>
       <w:r>
-        <w:t>13. Yang X, Wang W, Wang K, et al. Identification and treatment of intestinal malrotation with midgut volvulus in childhood: a multicenter retrospective study. Front Pediatr 2024;12:1390856</w:t>
+        <w:t xml:space="preserve">13. Guan X, Wang Z, He Q, Lv J, Yu J, Zhong W. Nomogram for estimating the risks of intestinal ischemia and necrosis in neonates with midgut volvulus: a retrospective study. Front Pediatr 2022;10:888594</w:t>
       </w:r>
     </w:p>
     <w:p>
       <w:r>
-        <w:t>14. Guan X, Wang Z, He Q, Lv J, Yu J, Zhong W. Nomogram for estimating the risks of intestinal ischemia and necrosis in neonates with midgut volvulus: a retrospective study. Front Pediatr 2022;10:888594</w:t>
+        <w:t xml:space="preserve">14. Rajab IM, Hart PC, Potempa LA. How C-reactive protein structural isoforms with distinctive bioactivities affect disease progression. Front Immunol 2020;11:2126</w:t>
       </w:r>
     </w:p>
     <w:p>
       <w:r>
-        <w:t>15. Rajab IM, Hart PC, Potempa LA. How C-reactive protein structural isoforms with distinctive bioactivities affect disease progression. Front Immunol 2020;11:2126</w:t>
+        <w:t xml:space="preserve">15. Keeley JA, Kaji A, Kim DY, Putnam B, Neville A. Predictors of ischemic bowel in patients with incarcerated hernias. Hernia 2019;23:277–280</w:t>
       </w:r>
     </w:p>
     <w:p>
       <w:r>
-        <w:t>16. Keeley JA, Kaji A, Kim DY, Putnam B, Neville A. Predictors of ischemic bowel in patients with incarcerated hernias. Hernia 2019;23:277–280</w:t>
+        <w:t xml:space="preserve">16. Tseng WY, Lai MW, Lai JY, et al. Twenty years' experience of midgut malrotation and volvulus in a tertiary center in northern Taiwan: a retrospective study. Pediatr Neonatol 2025;66:7–11</w:t>
       </w:r>
     </w:p>
     <w:p>
       <w:r>
-        <w:t>17. Tseng WY, Lai MW, Lai JY, et al. Twenty years' experience of midgut malrotation and volvulus in a tertiary center in northern Taiwan: a retrospective study. Pediatr Neonatol 2025;66:7–11</w:t>
+        <w:t xml:space="preserve">17. Heinze G, Schemper M. A solution to the problem of separation in logistic regression. Stat Med 2002;21:2409–2419</w:t>
       </w:r>
     </w:p>
     <w:p>
       <w:r>
-        <w:t>18. Heinze G, Schemper M. A solution to the problem of separation in logistic regression. Stat Med 2002;21:2409–2419</w:t>
+        <w:t xml:space="preserve">18. Riley RD, Snell KIE, Ensor J, et al. Minimum sample size for developing a multivariable prediction model: PART II — binary and time-to-event outcomes. Stat Med 2019;38:1276–1296</w:t>
       </w:r>
     </w:p>
     <w:p>
       <w:r>
-        <w:t>19. Riley RD, Snell KIE, Ensor J, et al. Minimum sample size for developing a multivariable prediction model: PART II — binary and time-to-event outcomes. Stat Med 2019;38:1276–1296</w:t>
+        <w:t xml:space="preserve">19. DeLong ER, DeLong DM, Clarke-Pearson DL. Comparing the areas under two or more correlated receiver operating characteristic curves: a nonparametric approach. Biometrics 1988;44:837–845</w:t>
       </w:r>
     </w:p>
     <w:p>
       <w:r>
-        <w:t>20. DeLong ER, DeLong DM, Clarke-Pearson DL. Comparing the areas under two or more correlated receiver operating characteristic curves: a nonparametric approach. Biometrics 1988;44:837–845</w:t>
+        <w:t xml:space="preserve">20. Pencina MJ, D'Agostino RB Sr, D'Agostino RB Jr, Vasan RS. Evaluating the added predictive ability of a new marker: from area under the ROC curve to reclassification and beyond. Stat Med 2008;27:157–172</w:t>
       </w:r>
     </w:p>
     <w:p>
       <w:r>
-        <w:t>21. Pencina MJ, D'Agostino RB Sr, D'Agostino RB Jr, Vasan RS. Evaluating the added predictive ability of a new marker: from area under the ROC curve to reclassification and beyond. Stat Med 2008;27:157–172</w:t>
-      </w:r>
-    </w:p>
-    <w:p>
-      <w:r>
-        <w:t>22. Collins GS, Reitsma JB, Altman DG, Moons KGM. Transparent reporting of a multivariable prediction model for individual prognosis or diagnosis (TRIPOD): the TRIPOD statement. BMJ 2015;350:g7594</w:t>
-      </w:r>
-    </w:p>
-    <w:p>
-      <w:r>
-        <w:t>23. Moons KGM, Altman DG, Reitsma JB, et al. Transparent reporting of a multivariable prediction model for individual prognosis or diagnosis (TRIPOD): explanation and elaboration. Ann Intern Med 2015;162:W1–W73</w:t>
+        <w:t xml:space="preserve">21. Collins GS, Reitsma JB, Altman DG, Moons KGM. Transparent reporting of a multivariable prediction model for individual prognosis or diagnosis (TRIPOD): the TRIPOD statement. BMJ 2015;350:g7594</w:t>
       </w:r>
     </w:p>
     <w:p>
@@ -6191,7 +6181,7 @@
         <w:rPr>
           <w:i/>
         </w:rPr>
-        <w:t>Continuous variables are median (interquartile range), compared with the Mann-Whitney U test; binary variables are n (%), compared with the Fisher exact test.</w:t>
+        <w:t xml:space="preserve">Continuous variables are median (interquartile range), compared with the Mann–Whitney U test; binary variables are n (%), compared with the Fisher exact test.</w:t>
       </w:r>
     </w:p>
     <w:p>
@@ -7208,7 +7198,7 @@
         <w:rPr>
           <w:i/>
         </w:rPr>
-        <w:t>Confidence intervals and P values are based on the profile penalized likelihood. Optimism-corrected values were obtained by bootstrap internal validation with 1000 resamples. The fitted model, on the logit scale, is logit(p) = -1.8020 +0.5056 x rotation -0.5266 x duration -0.0075 x age +0.7196 x male sex, where rotation is in units of 90°, duration is log2(hours of the current symptom episode), age is in months and sex is 1 for male; the predicted probability is 1/(1 + exp(−logit)). The model is development-stage and has not been externally validated.</w:t>
+        <w:t xml:space="preserve">Confidence intervals and P values are based on the profile penalized likelihood. Optimism-corrected values were obtained by bootstrap internal validation with 1000 resamples. The fitted model, on the logit scale, is logit(p) = −1.8020 + 0.5056 × rotation − 0.5266 × duration − 0.0075 × age + 0.7196 × male sex, where rotation is in units of 90°, duration is log2(hours of the current symptom episode), age is in months and sex is 1 for male; the predicted probability is 1/(1 + exp(−logit)). The model is development-stage and has not been externally validated.</w:t>
       </w:r>
     </w:p>
     <w:p>
@@ -9068,7 +9058,7 @@
     </w:p>
     <w:p>
       <w:r>
-        <w:t>Supplementary Methods S1–S5 and Supplementary Tables S1–S4 are provided as separate files.</w:t>
+        <w:t xml:space="preserve">Supplementary Methods S1–S6 and Supplementary Tables S1–S4 are provided as separate files.</w:t>
       </w:r>
     </w:p>
     <w:sectPr>

--- a/②_manuscript_EJPS_single.docx
+++ b/②_manuscript_EJPS_single.docx
@@ -339,7 +339,7 @@
           <w:rFonts w:ascii="Times New Roman" w:hAnsi="Times New Roman"/>
           <w:color w:val="000000"/>
         </w:rPr>
-        <w:t>Materials and methods</w:t>
+        <w:t xml:space="preserve">Materials and Methods</w:t>
       </w:r>
     </w:p>
     <w:p>
@@ -1243,7 +1243,7 @@
         <w:t>The analysis.</w:t>
       </w:r>
       <w:r>
-        <w:t xml:space="preserve"> Only the primary model is confirmatory for rotation; the duration analyses, sensitivity analyses and marker comparisons are exploratory and were not corrected for multiplicity. The marker analyses describe a younger subgroup than the primary analysis, and the apparent difference in discrimination between the two subgroups rests on 38 and 25 events with widely overlapping intervals; we do not read it as real. The secondary outcome, irreversible necrosis, occurred in 19 children and was examined univariably only. The Youden cut-point is reported to characterize the model, not as a threshold for use. Forty-two per cent of outcomes in the source cohort retained algorithmic labels, in the direction in which the algorithm made no errors on audit, though that audit contained only 14 positive records.</w:t>
+        <w:t xml:space="preserve"> Only the primary model is confirmatory for rotation; the duration analyses, sensitivity analyses and marker comparisons are exploratory and were not corrected for multiplicity. The marker analyses describe a younger subgroup than the primary analysis, and the apparent difference in discrimination between the two subgroups rests on 38 and 25 events with widely overlapping intervals; we do not read it as real. The secondary outcome, irreversible necrosis, occurred in 19 children and was examined univariably only. The Youden cut-point is reported to characterize the model, not as a threshold for use. Forty-two percent of outcomes in the source cohort retained algorithmic labels, in the direction in which the algorithm made no errors on audit, though that audit contained only 14 positive records.</w:t>
       </w:r>
     </w:p>
     <w:p>
@@ -1590,7 +1590,7 @@
       <w:pPr>
         <w:sectPr>
           <w:pgSz w:w="12240" w:h="15840"/>
-          <w:pgMar w:top="1440" w:right="1800" w:bottom="1440" w:left="1800" w:header="720" w:footer="720" w:gutter="0"/>
+          <w:pgMar w:top="1440" w:right="1440" w:bottom="1440" w:left="1440" w:header="720" w:footer="720" w:gutter="0"/>
           <w:cols w:space="720"/>
           <w:docGrid w:linePitch="360"/>
         </w:sectPr>
@@ -4179,7 +4179,7 @@
       <w:pPr>
         <w:sectPr>
           <w:pgSz w:w="15840" w:h="12240" w:orient="landscape"/>
-          <w:pgMar w:top="1440" w:right="1800" w:bottom="1440" w:left="1800" w:header="720" w:footer="720" w:gutter="0"/>
+          <w:pgMar w:top="1440" w:right="1440" w:bottom="1440" w:left="1440" w:header="720" w:footer="720" w:gutter="0"/>
           <w:cols w:space="720"/>
           <w:docGrid w:linePitch="360"/>
         </w:sectPr>
@@ -4213,7 +4213,7 @@
       <w:pPr>
         <w:sectPr>
           <w:pgSz w:w="12240" w:h="15840"/>
-          <w:pgMar w:top="1440" w:right="1800" w:bottom="1440" w:left="1800" w:header="720" w:footer="720" w:gutter="0"/>
+          <w:pgMar w:top="1440" w:right="1440" w:bottom="1440" w:left="1440" w:header="720" w:footer="720" w:gutter="0"/>
           <w:cols w:space="720"/>
           <w:docGrid w:linePitch="360"/>
         </w:sectPr>
@@ -6170,7 +6170,7 @@
       <w:pPr>
         <w:sectPr>
           <w:pgSz w:w="15840" w:h="12240" w:orient="landscape"/>
-          <w:pgMar w:top="1440" w:right="1800" w:bottom="1440" w:left="1800" w:header="720" w:footer="720" w:gutter="0"/>
+          <w:pgMar w:top="1440" w:right="1440" w:bottom="1440" w:left="1440" w:header="720" w:footer="720" w:gutter="0"/>
           <w:cols w:space="720"/>
           <w:docGrid w:linePitch="360"/>
         </w:sectPr>
@@ -6204,7 +6204,7 @@
       <w:pPr>
         <w:sectPr>
           <w:pgSz w:w="12240" w:h="15840"/>
-          <w:pgMar w:top="1440" w:right="1800" w:bottom="1440" w:left="1800" w:header="720" w:footer="720" w:gutter="0"/>
+          <w:pgMar w:top="1440" w:right="1440" w:bottom="1440" w:left="1440" w:header="720" w:footer="720" w:gutter="0"/>
           <w:cols w:space="720"/>
           <w:docGrid w:linePitch="360"/>
         </w:sectPr>
@@ -7187,7 +7187,7 @@
       <w:pPr>
         <w:sectPr>
           <w:pgSz w:w="15840" w:h="12240" w:orient="landscape"/>
-          <w:pgMar w:top="1440" w:right="1800" w:bottom="1440" w:left="1800" w:header="720" w:footer="720" w:gutter="0"/>
+          <w:pgMar w:top="1440" w:right="1440" w:bottom="1440" w:left="1440" w:header="720" w:footer="720" w:gutter="0"/>
           <w:cols w:space="720"/>
           <w:docGrid w:linePitch="360"/>
         </w:sectPr>
@@ -7221,7 +7221,7 @@
       <w:pPr>
         <w:sectPr>
           <w:pgSz w:w="12240" w:h="15840"/>
-          <w:pgMar w:top="1440" w:right="1800" w:bottom="1440" w:left="1800" w:header="720" w:footer="720" w:gutter="0"/>
+          <w:pgMar w:top="1440" w:right="1440" w:bottom="1440" w:left="1440" w:header="720" w:footer="720" w:gutter="0"/>
           <w:cols w:space="720"/>
           <w:docGrid w:linePitch="360"/>
         </w:sectPr>
@@ -9030,7 +9030,7 @@
       <w:pPr>
         <w:sectPr>
           <w:pgSz w:w="15840" w:h="12240" w:orient="landscape"/>
-          <w:pgMar w:top="1440" w:right="1800" w:bottom="1440" w:left="1800" w:header="720" w:footer="720" w:gutter="0"/>
+          <w:pgMar w:top="1440" w:right="1440" w:bottom="1440" w:left="1440" w:header="720" w:footer="720" w:gutter="0"/>
           <w:cols w:space="720"/>
           <w:docGrid w:linePitch="360"/>
         </w:sectPr>
@@ -9063,7 +9063,7 @@
     </w:p>
     <w:sectPr>
       <w:pgSz w:w="12240" w:h="15840"/>
-      <w:pgMar w:top="1440" w:right="1800" w:bottom="1440" w:left="1800" w:header="720" w:footer="720" w:gutter="0"/>
+      <w:pgMar w:top="1440" w:right="1440" w:bottom="1440" w:left="1440" w:header="720" w:footer="720" w:gutter="0"/>
       <w:cols w:space="720"/>
       <w:docGrid w:linePitch="360"/>
     </w:sectPr>
